--- a/MD01/SS01/[ Khá ] Hệ thống quản lý đơn hàng Thương mại điện tử.docx
+++ b/MD01/SS01/[ Khá ] Hệ thống quản lý đơn hàng Thương mại điện tử.docx
@@ -340,6 +340,9 @@
         <w:t>Chi tiết đơn hàng</w:t>
       </w:r>
       <w:r>
+        <w:t xml:space="preserve"> (thực thể trung gian giữa sản phẩm và đơn hàng)</w:t>
+      </w:r>
+      <w:r>
         <w:t>:</w:t>
       </w:r>
     </w:p>
@@ -440,10 +443,96 @@
       </w:r>
     </w:p>
     <w:p>
-      <w:pPr>
-        <w:pStyle w:val="ListParagraph"/>
-        <w:ind w:left="1440"/>
-      </w:pPr>
+      <w:r>
+        <w:t xml:space="preserve">Thực thể </w:t>
+      </w:r>
+      <w:r>
+        <w:t>Nhân viên</w:t>
+      </w:r>
+      <w:r>
+        <w:t>:</w:t>
+      </w:r>
+    </w:p>
+    <w:p>
+      <w:pPr>
+        <w:pStyle w:val="ListParagraph"/>
+        <w:numPr>
+          <w:ilvl w:val="0"/>
+          <w:numId w:val="1"/>
+        </w:numPr>
+      </w:pPr>
+      <w:r>
+        <w:t xml:space="preserve">Tên thực thể: </w:t>
+      </w:r>
+      <w:r>
+        <w:t>Nhân viên</w:t>
+      </w:r>
+    </w:p>
+    <w:p>
+      <w:pPr>
+        <w:pStyle w:val="ListParagraph"/>
+        <w:numPr>
+          <w:ilvl w:val="0"/>
+          <w:numId w:val="1"/>
+        </w:numPr>
+      </w:pPr>
+      <w:r>
+        <w:t>Các thuộc tính:</w:t>
+      </w:r>
+    </w:p>
+    <w:p>
+      <w:pPr>
+        <w:pStyle w:val="ListParagraph"/>
+        <w:numPr>
+          <w:ilvl w:val="0"/>
+          <w:numId w:val="3"/>
+        </w:numPr>
+      </w:pPr>
+      <w:r>
+        <w:t xml:space="preserve">Mã </w:t>
+      </w:r>
+      <w:r>
+        <w:t xml:space="preserve">nhân viên </w:t>
+      </w:r>
+      <w:r>
+        <w:t>- Khóa chính</w:t>
+      </w:r>
+    </w:p>
+    <w:p>
+      <w:pPr>
+        <w:pStyle w:val="ListParagraph"/>
+        <w:numPr>
+          <w:ilvl w:val="0"/>
+          <w:numId w:val="3"/>
+        </w:numPr>
+      </w:pPr>
+      <w:r>
+        <w:t>Họ tên</w:t>
+      </w:r>
+    </w:p>
+    <w:p>
+      <w:pPr>
+        <w:pStyle w:val="ListParagraph"/>
+        <w:numPr>
+          <w:ilvl w:val="0"/>
+          <w:numId w:val="3"/>
+        </w:numPr>
+      </w:pPr>
+      <w:r>
+        <w:t>Vị trí</w:t>
+      </w:r>
+    </w:p>
+    <w:p>
+      <w:pPr>
+        <w:pStyle w:val="ListParagraph"/>
+        <w:numPr>
+          <w:ilvl w:val="0"/>
+          <w:numId w:val="3"/>
+        </w:numPr>
+      </w:pPr>
+      <w:r>
+        <w:t>Ngày vào làm</w:t>
+      </w:r>
     </w:p>
     <w:p>
       <w:pPr>
@@ -454,6 +543,7 @@
         </w:numPr>
       </w:pPr>
       <w:r>
+        <w:lastRenderedPageBreak/>
         <w:t>Mối quan hệ:</w:t>
       </w:r>
     </w:p>
@@ -575,7 +665,6 @@
         </w:numPr>
       </w:pPr>
       <w:r>
-        <w:lastRenderedPageBreak/>
         <w:t>Sở đồ ERD</w:t>
       </w:r>
     </w:p>
@@ -586,6 +675,9 @@
         <w:ind w:left="360"/>
       </w:pPr>
       <w:r>
+        <w:rPr>
+          <w:noProof/>
+        </w:rPr>
         <w:drawing>
           <wp:inline distT="0" distB="0" distL="0" distR="0" wp14:anchorId="4D54BB3A" wp14:editId="5B36350A">
             <wp:extent cx="5941695" cy="2671445"/>
